--- a/record/exp3/Experiment3_Record.docx
+++ b/record/exp3/Experiment3_Record.docx
@@ -5,6 +5,7 @@
     <w:p>
       <w:pPr>
         <w:spacing w:after="240"/>
+        <w:jc w:val="both"/>
       </w:pPr>
       <w:r>
         <w:rPr>
@@ -18,6 +19,7 @@
     <w:p>
       <w:pPr>
         <w:spacing w:before="20" w:after="40"/>
+        <w:jc w:val="both"/>
       </w:pPr>
       <w:r>
         <w:rPr>
@@ -36,6 +38,7 @@
     <w:p>
       <w:pPr>
         <w:spacing w:before="20" w:after="40"/>
+        <w:jc w:val="both"/>
       </w:pPr>
       <w:r>
         <w:rPr>
@@ -54,6 +57,7 @@
     <w:p>
       <w:pPr>
         <w:spacing w:before="20" w:after="40"/>
+        <w:jc w:val="both"/>
       </w:pPr>
       <w:r>
         <w:rPr>
@@ -72,6 +76,7 @@
     <w:p>
       <w:pPr>
         <w:spacing w:before="20" w:after="40"/>
+        <w:jc w:val="both"/>
       </w:pPr>
       <w:r>
         <w:rPr>
@@ -90,6 +95,7 @@
     <w:p>
       <w:pPr>
         <w:spacing w:before="20" w:after="40"/>
+        <w:jc w:val="both"/>
       </w:pPr>
       <w:r>
         <w:rPr>
@@ -108,6 +114,7 @@
     <w:p>
       <w:pPr>
         <w:spacing w:before="20" w:after="40"/>
+        <w:jc w:val="both"/>
       </w:pPr>
       <w:r>
         <w:rPr>
@@ -123,11 +130,13 @@
           <w:bottom w:val="single" w:sz="12" w:space="1" w:color="555555"/>
         </w:pBdr>
         <w:spacing w:before="80" w:after="240"/>
+        <w:jc w:val="both"/>
       </w:pPr>
     </w:p>
     <w:p>
       <w:pPr>
         <w:spacing w:before="280" w:after="160"/>
+        <w:jc w:val="both"/>
       </w:pPr>
       <w:r>
         <w:rPr>
@@ -142,6 +151,7 @@
     <w:p>
       <w:pPr>
         <w:spacing w:after="120"/>
+        <w:jc w:val="both"/>
       </w:pPr>
       <w:r>
         <w:rPr>
@@ -157,11 +167,13 @@
           <w:bottom w:val="single" w:sz="12" w:space="1" w:color="555555"/>
         </w:pBdr>
         <w:spacing w:before="80" w:after="240"/>
+        <w:jc w:val="both"/>
       </w:pPr>
     </w:p>
     <w:p>
       <w:pPr>
         <w:spacing w:before="280" w:after="160"/>
+        <w:jc w:val="both"/>
       </w:pPr>
       <w:r>
         <w:rPr>
@@ -176,6 +188,7 @@
     <w:p>
       <w:pPr>
         <w:spacing w:after="120"/>
+        <w:jc w:val="both"/>
       </w:pPr>
       <w:r>
         <w:rPr>
@@ -207,11 +220,13 @@
           <w:bottom w:val="single" w:sz="12" w:space="1" w:color="555555"/>
         </w:pBdr>
         <w:spacing w:before="80" w:after="240"/>
+        <w:jc w:val="both"/>
       </w:pPr>
     </w:p>
     <w:p>
       <w:pPr>
         <w:spacing w:before="280" w:after="160"/>
+        <w:jc w:val="both"/>
       </w:pPr>
       <w:r>
         <w:rPr>
@@ -226,6 +241,7 @@
     <w:p>
       <w:pPr>
         <w:spacing w:after="120"/>
+        <w:jc w:val="both"/>
       </w:pPr>
       <w:r>
         <w:rPr>
@@ -239,6 +255,7 @@
       <w:pPr>
         <w:pStyle w:val="ListBullet"/>
         <w:spacing w:before="20" w:after="60"/>
+        <w:jc w:val="both"/>
       </w:pPr>
       <w:r>
         <w:rPr>
@@ -252,6 +269,7 @@
       <w:pPr>
         <w:pStyle w:val="ListBullet"/>
         <w:spacing w:before="20" w:after="60"/>
+        <w:jc w:val="both"/>
       </w:pPr>
       <w:r>
         <w:rPr>
@@ -265,6 +283,7 @@
       <w:pPr>
         <w:pStyle w:val="ListBullet"/>
         <w:spacing w:before="20" w:after="60"/>
+        <w:jc w:val="both"/>
       </w:pPr>
       <w:r>
         <w:rPr>
@@ -278,6 +297,7 @@
       <w:pPr>
         <w:pStyle w:val="ListBullet"/>
         <w:spacing w:before="20" w:after="60"/>
+        <w:jc w:val="both"/>
       </w:pPr>
       <w:r>
         <w:rPr>
@@ -291,6 +311,7 @@
       <w:pPr>
         <w:pStyle w:val="ListBullet"/>
         <w:spacing w:before="20" w:after="60"/>
+        <w:jc w:val="both"/>
       </w:pPr>
       <w:r>
         <w:rPr>
@@ -304,6 +325,7 @@
       <w:pPr>
         <w:pStyle w:val="ListBullet"/>
         <w:spacing w:before="20" w:after="60"/>
+        <w:jc w:val="both"/>
       </w:pPr>
       <w:r>
         <w:rPr>
@@ -317,6 +339,7 @@
       <w:pPr>
         <w:pStyle w:val="ListBullet"/>
         <w:spacing w:before="20" w:after="60"/>
+        <w:jc w:val="both"/>
       </w:pPr>
       <w:r>
         <w:rPr>
@@ -405,11 +428,13 @@
           <w:bottom w:val="single" w:sz="12" w:space="1" w:color="555555"/>
         </w:pBdr>
         <w:spacing w:before="80" w:after="240"/>
+        <w:jc w:val="both"/>
       </w:pPr>
     </w:p>
     <w:p>
       <w:pPr>
         <w:spacing w:before="280" w:after="160"/>
+        <w:jc w:val="both"/>
       </w:pPr>
       <w:r>
         <w:rPr>
@@ -424,6 +449,7 @@
     <w:p>
       <w:pPr>
         <w:spacing w:after="120"/>
+        <w:jc w:val="both"/>
       </w:pPr>
       <w:r>
         <w:rPr>
@@ -436,6 +462,7 @@
     <w:p>
       <w:pPr>
         <w:spacing w:after="120"/>
+        <w:jc w:val="both"/>
       </w:pPr>
       <w:r>
         <w:rPr>
@@ -449,6 +476,7 @@
       <w:pPr>
         <w:pStyle w:val="ListBullet"/>
         <w:spacing w:before="20" w:after="60"/>
+        <w:jc w:val="both"/>
       </w:pPr>
       <w:r>
         <w:rPr>
@@ -462,6 +490,7 @@
       <w:pPr>
         <w:pStyle w:val="ListBullet"/>
         <w:spacing w:before="20" w:after="60"/>
+        <w:jc w:val="both"/>
       </w:pPr>
       <w:r>
         <w:rPr>
@@ -476,6 +505,7 @@
       <w:pPr>
         <w:pStyle w:val="ListBullet"/>
         <w:spacing w:before="20" w:after="60"/>
+        <w:jc w:val="both"/>
       </w:pPr>
       <w:r>
         <w:rPr>
@@ -489,6 +519,7 @@
       <w:pPr>
         <w:pStyle w:val="ListBullet"/>
         <w:spacing w:before="20" w:after="60"/>
+        <w:jc w:val="both"/>
       </w:pPr>
       <w:r>
         <w:rPr>
@@ -502,6 +533,7 @@
       <w:pPr>
         <w:pStyle w:val="ListBullet"/>
         <w:spacing w:before="20" w:after="60"/>
+        <w:jc w:val="both"/>
       </w:pPr>
       <w:r>
         <w:rPr>
@@ -587,6 +619,7 @@
     <w:p>
       <w:pPr>
         <w:spacing w:after="120"/>
+        <w:jc w:val="both"/>
       </w:pPr>
       <w:r>
         <w:rPr>
@@ -599,6 +632,7 @@
     <w:p>
       <w:pPr>
         <w:spacing w:after="120"/>
+        <w:jc w:val="both"/>
       </w:pPr>
       <w:r>
         <w:rPr>
@@ -615,11 +649,13 @@
           <w:bottom w:val="single" w:sz="12" w:space="1" w:color="555555"/>
         </w:pBdr>
         <w:spacing w:before="80" w:after="240"/>
+        <w:jc w:val="both"/>
       </w:pPr>
     </w:p>
     <w:p>
       <w:pPr>
         <w:spacing w:before="280" w:after="160"/>
+        <w:jc w:val="both"/>
       </w:pPr>
       <w:r>
         <w:rPr>
@@ -634,6 +670,7 @@
     <w:p>
       <w:pPr>
         <w:spacing w:after="120"/>
+        <w:jc w:val="both"/>
       </w:pPr>
       <w:r>
         <w:rPr>
@@ -646,6 +683,7 @@
     <w:p>
       <w:pPr>
         <w:spacing w:after="120"/>
+        <w:jc w:val="both"/>
       </w:pPr>
       <w:r>
         <w:rPr>
@@ -658,6 +696,7 @@
     <w:p>
       <w:pPr>
         <w:spacing w:after="120"/>
+        <w:jc w:val="both"/>
       </w:pPr>
       <w:r>
         <w:rPr>
@@ -686,6 +725,7 @@
     <w:p>
       <w:pPr>
         <w:spacing w:after="120"/>
+        <w:jc w:val="both"/>
       </w:pPr>
       <w:r>
         <w:rPr>
@@ -698,6 +738,7 @@
     <w:p>
       <w:pPr>
         <w:spacing w:after="120"/>
+        <w:jc w:val="both"/>
       </w:pPr>
       <w:r>
         <w:rPr>
@@ -735,6 +776,7 @@
     <w:p>
       <w:pPr>
         <w:spacing w:after="120"/>
+        <w:jc w:val="both"/>
       </w:pPr>
       <w:r>
         <w:rPr>
@@ -763,6 +805,7 @@
     <w:p>
       <w:pPr>
         <w:spacing w:after="120"/>
+        <w:jc w:val="both"/>
       </w:pPr>
       <w:r>
         <w:rPr>
@@ -791,6 +834,7 @@
     <w:p>
       <w:pPr>
         <w:spacing w:after="120"/>
+        <w:jc w:val="both"/>
       </w:pPr>
       <w:r>
         <w:rPr>
@@ -819,6 +863,7 @@
     <w:p>
       <w:pPr>
         <w:spacing w:after="120"/>
+        <w:jc w:val="both"/>
       </w:pPr>
       <w:r>
         <w:rPr>
@@ -831,6 +876,7 @@
     <w:p>
       <w:pPr>
         <w:spacing w:after="120"/>
+        <w:jc w:val="both"/>
       </w:pPr>
       <w:r>
         <w:rPr>
@@ -843,6 +889,7 @@
     <w:p>
       <w:pPr>
         <w:spacing w:after="120"/>
+        <w:jc w:val="both"/>
       </w:pPr>
       <w:r>
         <w:rPr>
@@ -855,6 +902,7 @@
     <w:p>
       <w:pPr>
         <w:spacing w:after="120"/>
+        <w:jc w:val="both"/>
       </w:pPr>
       <w:r>
         <w:rPr>
@@ -883,6 +931,7 @@
     <w:p>
       <w:pPr>
         <w:spacing w:after="120"/>
+        <w:jc w:val="both"/>
       </w:pPr>
       <w:r>
         <w:rPr>
@@ -895,6 +944,7 @@
     <w:p>
       <w:pPr>
         <w:spacing w:after="120"/>
+        <w:jc w:val="both"/>
       </w:pPr>
       <w:r>
         <w:rPr>
@@ -980,6 +1030,7 @@
     <w:p>
       <w:pPr>
         <w:spacing w:after="120"/>
+        <w:jc w:val="both"/>
       </w:pPr>
       <w:r>
         <w:rPr>
@@ -995,6 +1046,7 @@
           <w:bottom w:val="single" w:sz="12" w:space="1" w:color="555555"/>
         </w:pBdr>
         <w:spacing w:before="80" w:after="240"/>
+        <w:jc w:val="both"/>
       </w:pPr>
     </w:p>
     <w:p>
